--- a/程序设计综合实践小组作业/24115248 崔家腾 程序设计综合实践个人小结报告.docx
+++ b/程序设计综合实践小组作业/24115248 崔家腾 程序设计综合实践个人小结报告.docx
@@ -461,6 +461,48 @@
     </w:p>
     <w:p>
       <w:pPr>
+        <w:spacing w:before="0" w:after="0" w:line="360" w:lineRule="auto"/>
+        <w:jc w:val="both"/>
+      </w:pPr>
+      <w:r>
+        <w:rPr>
+          <w:rFonts w:ascii="Times New Roman" w:hAnsi="Times New Roman" w:eastAsia="宋体"/>
+          <w:b w:val="0"/>
+          <w:sz w:val="24"/>
+        </w:rPr>
+        <w:t>(10) GitHub 仓库搭建与上传：将本项目的全部源码与文档上传至 GitHub 远程仓库（https://github.com/modestteng/Programming-Practice-by-Teacher-Le-Yie-Yi），用于版本管理与备份，方便展示与回溯。</w:t>
+      </w:r>
+    </w:p>
+    <w:p>
+      <w:pPr>
+        <w:spacing w:before="0" w:after="0" w:line="360" w:lineRule="auto"/>
+        <w:jc w:val="both"/>
+      </w:pPr>
+      <w:r>
+        <w:rPr>
+          <w:rFonts w:ascii="Times New Roman" w:hAnsi="Times New Roman" w:eastAsia="宋体"/>
+          <w:b w:val="0"/>
+          <w:sz w:val="24"/>
+        </w:rPr>
+        <w:t>(11) 在线展示网页制作：独立设计并编写项目 HTML 展示页 readme.html，整合项目简介、模块架构图、三个核心算法说明、运行效果截图、编译运行指引、小组分工与 GitHub 链接，浏览器可直接打开浏览。</w:t>
+      </w:r>
+    </w:p>
+    <w:p>
+      <w:pPr>
+        <w:spacing w:before="0" w:after="0" w:line="360" w:lineRule="auto"/>
+        <w:jc w:val="both"/>
+      </w:pPr>
+      <w:r>
+        <w:rPr>
+          <w:rFonts w:ascii="Times New Roman" w:hAnsi="Times New Roman" w:eastAsia="宋体"/>
+          <w:b w:val="0"/>
+          <w:sz w:val="24"/>
+        </w:rPr>
+        <w:t>(12) 演示视频录制与压缩：录制覆盖『主菜单→生成迷宫→DFS 求解→BFS 求解→手动玩→退出』全流程的项目演示视频，并用 ffmpeg 两遍编码将文件从约 60MB 压缩至 4MB 左右，满足 5MB 以内的提交要求。</w:t>
+      </w:r>
+    </w:p>
+    <w:p>
+      <w:pPr>
         <w:spacing w:before="360" w:after="160" w:line="360" w:lineRule="auto"/>
         <w:ind w:firstLine="0"/>
         <w:jc w:val="left"/>
